--- a/docs/voice-platform/07-project-management-plan.docx
+++ b/docs/voice-platform/07-project-management-plan.docx
@@ -883,7 +883,15 @@
                 <w:rFonts w:ascii="Nirmala UI" w:hAnsi="Nirmala UI" w:eastAsia="Nirmala UI" w:cs="Nirmala UI"/>
                 <w:sz w:val="18"/>
               </w:rPr>
-              <w:t>Faster than Dograh in v1</w:t>
+              <w:t xml:space="preserve">~~Faster than Dograh in v1~~ </w:t>
+            </w:r>
+            <w:r>
+              <w:rPr>
+                <w:rFonts w:ascii="Nirmala UI" w:hAnsi="Nirmala UI" w:eastAsia="Nirmala UI" w:cs="Nirmala UI"/>
+                <w:b/>
+                <w:sz w:val="18"/>
+              </w:rPr>
+              <w:t>← REVERSED 2026-08-23</w:t>
             </w:r>
           </w:p>
         </w:tc>
@@ -900,7 +908,58 @@
                 <w:rFonts w:ascii="Nirmala UI" w:hAnsi="Nirmala UI" w:eastAsia="Nirmala UI" w:cs="Nirmala UI"/>
                 <w:sz w:val="18"/>
               </w:rPr>
-              <w:t>FS-001 §3.1 — orchestration is &lt;5% of turn latency. Parity is the honest target.</w:t>
+              <w:t xml:space="preserve">Superseded. Latency is now a </w:t>
+            </w:r>
+            <w:r>
+              <w:rPr>
+                <w:rFonts w:ascii="Nirmala UI" w:hAnsi="Nirmala UI" w:eastAsia="Nirmala UI" w:cs="Nirmala UI"/>
+                <w:b/>
+                <w:sz w:val="18"/>
+              </w:rPr>
+              <w:t>primary goal</w:t>
+            </w:r>
+            <w:r>
+              <w:rPr>
+                <w:rFonts w:ascii="Nirmala UI" w:hAnsi="Nirmala UI" w:eastAsia="Nirmala UI" w:cs="Nirmala UI"/>
+                <w:sz w:val="18"/>
+              </w:rPr>
+              <w:t>: server-side p50 ≤800 ms (LAT-001). The original reasoning anchored to the incumbent instead of the market.</w:t>
+            </w:r>
+          </w:p>
+        </w:tc>
+      </w:tr>
+      <w:tr>
+        <w:tc>
+          <w:tcPr>
+            <w:tcW w:type="dxa" w:w="4320"/>
+          </w:tcPr>
+          <w:p>
+            <w:pPr>
+              <w:spacing w:before="40" w:after="40"/>
+            </w:pPr>
+            <w:r>
+              <w:rPr>
+                <w:rFonts w:ascii="Nirmala UI" w:hAnsi="Nirmala UI" w:eastAsia="Nirmala UI" w:cs="Nirmala UI"/>
+                <w:sz w:val="18"/>
+              </w:rPr>
+              <w:t>Voice-to-voice 100 ms</w:t>
+            </w:r>
+          </w:p>
+        </w:tc>
+        <w:tc>
+          <w:tcPr>
+            <w:tcW w:type="dxa" w:w="4320"/>
+          </w:tcPr>
+          <w:p>
+            <w:pPr>
+              <w:spacing w:before="40" w:after="40"/>
+            </w:pPr>
+            <w:r>
+              <w:rPr>
+                <w:rFonts w:ascii="Nirmala UI" w:hAnsi="Nirmala UI" w:eastAsia="Nirmala UI" w:cs="Nirmala UI"/>
+                <w:sz w:val="18"/>
+              </w:rPr>
+              <w:t>Not achievable by anyone — it is below PSTN round-trip. That figure is a single-component TTS number (~40 ms time-to-first-audio), not conversational latency. Best measured platform on real calls: 1,296 ms.</w:t>
             </w:r>
           </w:p>
         </w:tc>
@@ -7735,6 +7794,14 @@
             <w:pPr>
               <w:spacing w:before="40" w:after="40"/>
             </w:pPr>
+            <w:r>
+              <w:rPr>
+                <w:rFonts w:ascii="Nirmala UI" w:hAnsi="Nirmala UI" w:eastAsia="Nirmala UI" w:cs="Nirmala UI"/>
+                <w:b/>
+                <w:sz w:val="18"/>
+              </w:rPr>
+              <w:t>10</w:t>
+            </w:r>
           </w:p>
         </w:tc>
         <w:tc>
@@ -7751,7 +7818,7 @@
                 <w:b/>
                 <w:sz w:val="18"/>
               </w:rPr>
-              <w:t>Total (v1)</w:t>
+              <w:t>Latency engineering — ≤800 ms target (LAT-001)</w:t>
             </w:r>
           </w:p>
         </w:tc>
@@ -7769,7 +7836,7 @@
                 <w:b/>
                 <w:sz w:val="18"/>
               </w:rPr>
-              <w:t>146 engineering-days</w:t>
+              <w:t>42</w:t>
             </w:r>
           </w:p>
         </w:tc>
@@ -7799,7 +7866,7 @@
                 <w:b/>
                 <w:sz w:val="18"/>
               </w:rPr>
-              <w:t>+30% contingency</w:t>
+              <w:t>Total (v1)</w:t>
             </w:r>
           </w:p>
         </w:tc>
@@ -7817,7 +7884,7 @@
                 <w:b/>
                 <w:sz w:val="18"/>
               </w:rPr>
-              <w:t>~190 engineering-days</w:t>
+              <w:t>188 engineering-days</w:t>
             </w:r>
           </w:p>
         </w:tc>
@@ -7844,10 +7911,58 @@
             <w:r>
               <w:rPr>
                 <w:rFonts w:ascii="Nirmala UI" w:hAnsi="Nirmala UI" w:eastAsia="Nirmala UI" w:cs="Nirmala UI"/>
+                <w:b/>
+                <w:sz w:val="18"/>
+              </w:rPr>
+              <w:t>+30% contingency</w:t>
+            </w:r>
+          </w:p>
+        </w:tc>
+        <w:tc>
+          <w:tcPr>
+            <w:tcW w:type="dxa" w:w="2880"/>
+          </w:tcPr>
+          <w:p>
+            <w:pPr>
+              <w:spacing w:before="40" w:after="40"/>
+            </w:pPr>
+            <w:r>
+              <w:rPr>
+                <w:rFonts w:ascii="Nirmala UI" w:hAnsi="Nirmala UI" w:eastAsia="Nirmala UI" w:cs="Nirmala UI"/>
+                <w:b/>
+                <w:sz w:val="18"/>
+              </w:rPr>
+              <w:t>~244 engineering-days</w:t>
+            </w:r>
+          </w:p>
+        </w:tc>
+      </w:tr>
+      <w:tr>
+        <w:tc>
+          <w:tcPr>
+            <w:tcW w:type="dxa" w:w="2880"/>
+          </w:tcPr>
+          <w:p>
+            <w:pPr>
+              <w:spacing w:before="40" w:after="40"/>
+            </w:pPr>
+          </w:p>
+        </w:tc>
+        <w:tc>
+          <w:tcPr>
+            <w:tcW w:type="dxa" w:w="2880"/>
+          </w:tcPr>
+          <w:p>
+            <w:pPr>
+              <w:spacing w:before="40" w:after="40"/>
+            </w:pPr>
+            <w:r>
+              <w:rPr>
+                <w:rFonts w:ascii="Nirmala UI" w:hAnsi="Nirmala UI" w:eastAsia="Nirmala UI" w:cs="Nirmala UI"/>
                 <w:i/>
                 <w:sz w:val="18"/>
               </w:rPr>
-              <w:t>WBS 9.4 — Level 3, v2</w:t>
+              <w:t>WBS 9.4 — STT Level 3, v2</w:t>
             </w:r>
           </w:p>
         </w:tc>
@@ -7872,6 +7987,494 @@
       </w:tr>
     </w:tbl>
     <w:p/>
+    <w:p>
+      <w:pPr>
+        <w:pStyle w:val="Heading2"/>
+      </w:pPr>
+      <w:r>
+        <w:rPr>
+          <w:rFonts w:ascii="Nirmala UI" w:hAnsi="Nirmala UI" w:eastAsia="Nirmala UI" w:cs="Nirmala UI"/>
+          <w:color w:val="1F4E79"/>
+        </w:rPr>
+        <w:t>WBS 10 — Latency engineering</w:t>
+      </w:r>
+    </w:p>
+    <w:p>
+      <w:pPr>
+        <w:spacing w:after="120"/>
+      </w:pPr>
+      <w:r>
+        <w:rPr>
+          <w:rFonts w:ascii="Nirmala UI" w:hAnsi="Nirmala UI" w:eastAsia="Nirmala UI" w:cs="Nirmala UI"/>
+        </w:rPr>
+        <w:t xml:space="preserve">Detailed in </w:t>
+      </w:r>
+      <w:r>
+        <w:rPr>
+          <w:rFonts w:ascii="Nirmala UI" w:hAnsi="Nirmala UI" w:eastAsia="Nirmala UI" w:cs="Nirmala UI"/>
+          <w:b/>
+        </w:rPr>
+        <w:t>LAT-001 §9</w:t>
+      </w:r>
+      <w:r>
+        <w:rPr>
+          <w:rFonts w:ascii="Nirmala UI" w:hAnsi="Nirmala UI" w:eastAsia="Nirmala UI" w:cs="Nirmala UI"/>
+        </w:rPr>
+        <w:t>. Added 2026-08-23 when the sponsor rejected the parity target.</w:t>
+      </w:r>
+    </w:p>
+    <w:tbl>
+      <w:tblPr>
+        <w:tblStyle w:val="TableGrid"/>
+        <w:tblW w:type="auto" w:w="0"/>
+        <w:jc w:val="center"/>
+        <w:tblLook w:firstColumn="1" w:firstRow="1" w:lastColumn="0" w:lastRow="0" w:noHBand="0" w:noVBand="1" w:val="04A0"/>
+      </w:tblPr>
+      <w:tblGrid>
+        <w:gridCol w:w="2880"/>
+        <w:gridCol w:w="2880"/>
+        <w:gridCol w:w="2880"/>
+      </w:tblGrid>
+      <w:tr>
+        <w:tc>
+          <w:tcPr>
+            <w:tcW w:type="dxa" w:w="2880"/>
+            <w:shd w:val="clear" w:color="auto" w:fill="DCE6F1"/>
+          </w:tcPr>
+          <w:p>
+            <w:pPr>
+              <w:spacing w:before="40" w:after="40"/>
+            </w:pPr>
+            <w:r>
+              <w:rPr>
+                <w:rFonts w:ascii="Nirmala UI" w:hAnsi="Nirmala UI" w:eastAsia="Nirmala UI" w:cs="Nirmala UI"/>
+                <w:b/>
+                <w:sz w:val="18"/>
+              </w:rPr>
+              <w:t>ID</w:t>
+            </w:r>
+          </w:p>
+        </w:tc>
+        <w:tc>
+          <w:tcPr>
+            <w:tcW w:type="dxa" w:w="2880"/>
+            <w:shd w:val="clear" w:color="auto" w:fill="DCE6F1"/>
+          </w:tcPr>
+          <w:p>
+            <w:pPr>
+              <w:spacing w:before="40" w:after="40"/>
+            </w:pPr>
+            <w:r>
+              <w:rPr>
+                <w:rFonts w:ascii="Nirmala UI" w:hAnsi="Nirmala UI" w:eastAsia="Nirmala UI" w:cs="Nirmala UI"/>
+                <w:b/>
+                <w:sz w:val="18"/>
+              </w:rPr>
+              <w:t>Package</w:t>
+            </w:r>
+          </w:p>
+        </w:tc>
+        <w:tc>
+          <w:tcPr>
+            <w:tcW w:type="dxa" w:w="2880"/>
+            <w:shd w:val="clear" w:color="auto" w:fill="DCE6F1"/>
+          </w:tcPr>
+          <w:p>
+            <w:pPr>
+              <w:spacing w:before="40" w:after="40"/>
+            </w:pPr>
+            <w:r>
+              <w:rPr>
+                <w:rFonts w:ascii="Nirmala UI" w:hAnsi="Nirmala UI" w:eastAsia="Nirmala UI" w:cs="Nirmala UI"/>
+                <w:b/>
+                <w:sz w:val="18"/>
+              </w:rPr>
+              <w:t>Days</w:t>
+            </w:r>
+          </w:p>
+        </w:tc>
+      </w:tr>
+      <w:tr>
+        <w:tc>
+          <w:tcPr>
+            <w:tcW w:type="dxa" w:w="2880"/>
+          </w:tcPr>
+          <w:p>
+            <w:pPr>
+              <w:spacing w:before="40" w:after="40"/>
+            </w:pPr>
+            <w:r>
+              <w:rPr>
+                <w:rFonts w:ascii="Nirmala UI" w:hAnsi="Nirmala UI" w:eastAsia="Nirmala UI" w:cs="Nirmala UI"/>
+                <w:sz w:val="18"/>
+              </w:rPr>
+              <w:t>10.1–10.3</w:t>
+            </w:r>
+          </w:p>
+        </w:tc>
+        <w:tc>
+          <w:tcPr>
+            <w:tcW w:type="dxa" w:w="2880"/>
+          </w:tcPr>
+          <w:p>
+            <w:pPr>
+              <w:spacing w:before="40" w:after="40"/>
+            </w:pPr>
+            <w:r>
+              <w:rPr>
+                <w:rFonts w:ascii="Nirmala UI" w:hAnsi="Nirmala UI" w:eastAsia="Nirmala UI" w:cs="Nirmala UI"/>
+                <w:sz w:val="18"/>
+              </w:rPr>
+              <w:t>Instrumentation, dual-channel measurement, provider co-location</w:t>
+            </w:r>
+          </w:p>
+        </w:tc>
+        <w:tc>
+          <w:tcPr>
+            <w:tcW w:type="dxa" w:w="2880"/>
+          </w:tcPr>
+          <w:p>
+            <w:pPr>
+              <w:spacing w:before="40" w:after="40"/>
+            </w:pPr>
+            <w:r>
+              <w:rPr>
+                <w:rFonts w:ascii="Nirmala UI" w:hAnsi="Nirmala UI" w:eastAsia="Nirmala UI" w:cs="Nirmala UI"/>
+                <w:sz w:val="18"/>
+              </w:rPr>
+              <w:t>8</w:t>
+            </w:r>
+          </w:p>
+        </w:tc>
+      </w:tr>
+      <w:tr>
+        <w:tc>
+          <w:tcPr>
+            <w:tcW w:type="dxa" w:w="2880"/>
+          </w:tcPr>
+          <w:p>
+            <w:pPr>
+              <w:spacing w:before="40" w:after="40"/>
+            </w:pPr>
+            <w:r>
+              <w:rPr>
+                <w:rFonts w:ascii="Nirmala UI" w:hAnsi="Nirmala UI" w:eastAsia="Nirmala UI" w:cs="Nirmala UI"/>
+                <w:sz w:val="18"/>
+              </w:rPr>
+              <w:t>10.4–10.5</w:t>
+            </w:r>
+          </w:p>
+        </w:tc>
+        <w:tc>
+          <w:tcPr>
+            <w:tcW w:type="dxa" w:w="2880"/>
+          </w:tcPr>
+          <w:p>
+            <w:pPr>
+              <w:spacing w:before="40" w:after="40"/>
+            </w:pPr>
+            <w:r>
+              <w:rPr>
+                <w:rFonts w:ascii="Nirmala UI" w:hAnsi="Nirmala UI" w:eastAsia="Nirmala UI" w:cs="Nirmala UI"/>
+                <w:sz w:val="18"/>
+              </w:rPr>
+              <w:t>Non-reasoning LLM switch, sentence-level streaming TTS, Sonic 4</w:t>
+            </w:r>
+          </w:p>
+        </w:tc>
+        <w:tc>
+          <w:tcPr>
+            <w:tcW w:type="dxa" w:w="2880"/>
+          </w:tcPr>
+          <w:p>
+            <w:pPr>
+              <w:spacing w:before="40" w:after="40"/>
+            </w:pPr>
+            <w:r>
+              <w:rPr>
+                <w:rFonts w:ascii="Nirmala UI" w:hAnsi="Nirmala UI" w:eastAsia="Nirmala UI" w:cs="Nirmala UI"/>
+                <w:sz w:val="18"/>
+              </w:rPr>
+              <w:t>7</w:t>
+            </w:r>
+          </w:p>
+        </w:tc>
+      </w:tr>
+      <w:tr>
+        <w:tc>
+          <w:tcPr>
+            <w:tcW w:type="dxa" w:w="2880"/>
+          </w:tcPr>
+          <w:p>
+            <w:pPr>
+              <w:spacing w:before="40" w:after="40"/>
+            </w:pPr>
+            <w:r>
+              <w:rPr>
+                <w:rFonts w:ascii="Nirmala UI" w:hAnsi="Nirmala UI" w:eastAsia="Nirmala UI" w:cs="Nirmala UI"/>
+                <w:sz w:val="18"/>
+              </w:rPr>
+              <w:t>10.6</w:t>
+            </w:r>
+          </w:p>
+        </w:tc>
+        <w:tc>
+          <w:tcPr>
+            <w:tcW w:type="dxa" w:w="2880"/>
+          </w:tcPr>
+          <w:p>
+            <w:pPr>
+              <w:spacing w:before="40" w:after="40"/>
+            </w:pPr>
+            <w:r>
+              <w:rPr>
+                <w:rFonts w:ascii="Nirmala UI" w:hAnsi="Nirmala UI" w:eastAsia="Nirmala UI" w:cs="Nirmala UI"/>
+                <w:sz w:val="18"/>
+              </w:rPr>
+              <w:t>Backchannel acknowledgement</w:t>
+            </w:r>
+          </w:p>
+        </w:tc>
+        <w:tc>
+          <w:tcPr>
+            <w:tcW w:type="dxa" w:w="2880"/>
+          </w:tcPr>
+          <w:p>
+            <w:pPr>
+              <w:spacing w:before="40" w:after="40"/>
+            </w:pPr>
+            <w:r>
+              <w:rPr>
+                <w:rFonts w:ascii="Nirmala UI" w:hAnsi="Nirmala UI" w:eastAsia="Nirmala UI" w:cs="Nirmala UI"/>
+                <w:sz w:val="18"/>
+              </w:rPr>
+              <w:t>3</w:t>
+            </w:r>
+          </w:p>
+        </w:tc>
+      </w:tr>
+      <w:tr>
+        <w:tc>
+          <w:tcPr>
+            <w:tcW w:type="dxa" w:w="2880"/>
+          </w:tcPr>
+          <w:p>
+            <w:pPr>
+              <w:spacing w:before="40" w:after="40"/>
+            </w:pPr>
+            <w:r>
+              <w:rPr>
+                <w:rFonts w:ascii="Nirmala UI" w:hAnsi="Nirmala UI" w:eastAsia="Nirmala UI" w:cs="Nirmala UI"/>
+                <w:b/>
+                <w:sz w:val="18"/>
+              </w:rPr>
+              <w:t>10.7–10.10</w:t>
+            </w:r>
+          </w:p>
+        </w:tc>
+        <w:tc>
+          <w:tcPr>
+            <w:tcW w:type="dxa" w:w="2880"/>
+          </w:tcPr>
+          <w:p>
+            <w:pPr>
+              <w:spacing w:before="40" w:after="40"/>
+            </w:pPr>
+            <w:r>
+              <w:rPr>
+                <w:rFonts w:ascii="Nirmala UI" w:hAnsi="Nirmala UI" w:eastAsia="Nirmala UI" w:cs="Nirmala UI"/>
+                <w:b/>
+                <w:sz w:val="18"/>
+              </w:rPr>
+              <w:t>Telugu turn detector: annotation, fine-tune, serving, A/B</w:t>
+            </w:r>
+          </w:p>
+        </w:tc>
+        <w:tc>
+          <w:tcPr>
+            <w:tcW w:type="dxa" w:w="2880"/>
+          </w:tcPr>
+          <w:p>
+            <w:pPr>
+              <w:spacing w:before="40" w:after="40"/>
+            </w:pPr>
+            <w:r>
+              <w:rPr>
+                <w:rFonts w:ascii="Nirmala UI" w:hAnsi="Nirmala UI" w:eastAsia="Nirmala UI" w:cs="Nirmala UI"/>
+                <w:b/>
+                <w:sz w:val="18"/>
+              </w:rPr>
+              <w:t>19</w:t>
+            </w:r>
+          </w:p>
+        </w:tc>
+      </w:tr>
+      <w:tr>
+        <w:tc>
+          <w:tcPr>
+            <w:tcW w:type="dxa" w:w="2880"/>
+          </w:tcPr>
+          <w:p>
+            <w:pPr>
+              <w:spacing w:before="40" w:after="40"/>
+            </w:pPr>
+            <w:r>
+              <w:rPr>
+                <w:rFonts w:ascii="Nirmala UI" w:hAnsi="Nirmala UI" w:eastAsia="Nirmala UI" w:cs="Nirmala UI"/>
+                <w:sz w:val="18"/>
+              </w:rPr>
+              <w:t>10.12</w:t>
+            </w:r>
+          </w:p>
+        </w:tc>
+        <w:tc>
+          <w:tcPr>
+            <w:tcW w:type="dxa" w:w="2880"/>
+          </w:tcPr>
+          <w:p>
+            <w:pPr>
+              <w:spacing w:before="40" w:after="40"/>
+            </w:pPr>
+            <w:r>
+              <w:rPr>
+                <w:rFonts w:ascii="Nirmala UI" w:hAnsi="Nirmala UI" w:eastAsia="Nirmala UI" w:cs="Nirmala UI"/>
+                <w:sz w:val="18"/>
+              </w:rPr>
+              <w:t>Live human transfer</w:t>
+            </w:r>
+          </w:p>
+        </w:tc>
+        <w:tc>
+          <w:tcPr>
+            <w:tcW w:type="dxa" w:w="2880"/>
+          </w:tcPr>
+          <w:p>
+            <w:pPr>
+              <w:spacing w:before="40" w:after="40"/>
+            </w:pPr>
+            <w:r>
+              <w:rPr>
+                <w:rFonts w:ascii="Nirmala UI" w:hAnsi="Nirmala UI" w:eastAsia="Nirmala UI" w:cs="Nirmala UI"/>
+                <w:sz w:val="18"/>
+              </w:rPr>
+              <w:t>5</w:t>
+            </w:r>
+          </w:p>
+        </w:tc>
+      </w:tr>
+      <w:tr>
+        <w:tc>
+          <w:tcPr>
+            <w:tcW w:type="dxa" w:w="2880"/>
+          </w:tcPr>
+          <w:p>
+            <w:pPr>
+              <w:spacing w:before="40" w:after="40"/>
+            </w:pPr>
+          </w:p>
+        </w:tc>
+        <w:tc>
+          <w:tcPr>
+            <w:tcW w:type="dxa" w:w="2880"/>
+          </w:tcPr>
+          <w:p>
+            <w:pPr>
+              <w:spacing w:before="40" w:after="40"/>
+            </w:pPr>
+            <w:r>
+              <w:rPr>
+                <w:rFonts w:ascii="Nirmala UI" w:hAnsi="Nirmala UI" w:eastAsia="Nirmala UI" w:cs="Nirmala UI"/>
+                <w:b/>
+                <w:sz w:val="18"/>
+              </w:rPr>
+              <w:t>v1 subtotal</w:t>
+            </w:r>
+          </w:p>
+        </w:tc>
+        <w:tc>
+          <w:tcPr>
+            <w:tcW w:type="dxa" w:w="2880"/>
+          </w:tcPr>
+          <w:p>
+            <w:pPr>
+              <w:spacing w:before="40" w:after="40"/>
+            </w:pPr>
+            <w:r>
+              <w:rPr>
+                <w:rFonts w:ascii="Nirmala UI" w:hAnsi="Nirmala UI" w:eastAsia="Nirmala UI" w:cs="Nirmala UI"/>
+                <w:b/>
+                <w:sz w:val="18"/>
+              </w:rPr>
+              <w:t>42</w:t>
+            </w:r>
+          </w:p>
+        </w:tc>
+      </w:tr>
+    </w:tbl>
+    <w:p/>
+    <w:p>
+      <w:pPr>
+        <w:spacing w:before="120" w:after="120"/>
+        <w:ind w:left="432"/>
+      </w:pPr>
+      <w:r>
+        <w:rPr>
+          <w:rFonts w:ascii="Nirmala UI" w:hAnsi="Nirmala UI" w:eastAsia="Nirmala UI" w:cs="Nirmala UI"/>
+          <w:b/>
+          <w:i/>
+          <w:color w:val="5A5A5A"/>
+        </w:rPr>
+        <w:t>19 of these 42 days are the Telugu turn detector alone</w:t>
+      </w:r>
+      <w:r>
+        <w:rPr>
+          <w:rFonts w:ascii="Nirmala UI" w:hAnsi="Nirmala UI" w:eastAsia="Nirmala UI" w:cs="Nirmala UI"/>
+          <w:i/>
+          <w:color w:val="5A5A5A"/>
+        </w:rPr>
+        <w:t xml:space="preserve">, and they are what make the ≤800 ms target reachable. LiveKit's turn detector supports 14 languages including Hindi but </w:t>
+      </w:r>
+      <w:r>
+        <w:rPr>
+          <w:rFonts w:ascii="Nirmala UI" w:hAnsi="Nirmala UI" w:eastAsia="Nirmala UI" w:cs="Nirmala UI"/>
+          <w:b/>
+          <w:i/>
+          <w:color w:val="5A5A5A"/>
+        </w:rPr>
+        <w:t>not Telugu</w:t>
+      </w:r>
+      <w:r>
+        <w:rPr>
+          <w:rFonts w:ascii="Nirmala UI" w:hAnsi="Nirmala UI" w:eastAsia="Nirmala UI" w:cs="Nirmala UI"/>
+          <w:i/>
+          <w:color w:val="5A5A5A"/>
+        </w:rPr>
+        <w:t>, and silence-based endpointing cannot go below ~0.6 s safely — 75% of the budget. Without those 19 days the programme lands at ~1,200 ms, not 800 ms. That is still better than four of the five benchmarked commercial platforms.</w:t>
+      </w:r>
+    </w:p>
+    <w:p>
+      <w:pPr>
+        <w:spacing w:before="120" w:after="120"/>
+        <w:ind w:left="432"/>
+      </w:pPr>
+      <w:r>
+        <w:rPr>
+          <w:rFonts w:ascii="Nirmala UI" w:hAnsi="Nirmala UI" w:eastAsia="Nirmala UI" w:cs="Nirmala UI"/>
+          <w:b/>
+          <w:i/>
+          <w:color w:val="5A5A5A"/>
+        </w:rPr>
+        <w:t>Sequencing matters here.</w:t>
+      </w:r>
+      <w:r>
+        <w:rPr>
+          <w:rFonts w:ascii="Nirmala UI" w:hAnsi="Nirmala UI" w:eastAsia="Nirmala UI" w:cs="Nirmala UI"/>
+          <w:i/>
+          <w:color w:val="5A5A5A"/>
+        </w:rPr>
+        <w:t xml:space="preserve"> LAT-001 §12 orders the work cheap-and-certain first: phases A–C reach ~1,200 ms with no model training at all. Phase D buys the last 400 ms.</w:t>
+      </w:r>
+    </w:p>
     <w:p>
       <w:pPr>
         <w:spacing w:after="120"/>

--- a/docs/voice-platform/07-project-management-plan.docx
+++ b/docs/voice-platform/07-project-management-plan.docx
@@ -8178,7 +8178,7 @@
                 <w:rFonts w:ascii="Nirmala UI" w:hAnsi="Nirmala UI" w:eastAsia="Nirmala UI" w:cs="Nirmala UI"/>
                 <w:sz w:val="18"/>
               </w:rPr>
-              <w:t>Non-reasoning LLM switch, sentence-level streaming TTS, Sonic 4</w:t>
+              <w:t>Non-reasoning LLM switch, sentence-level streaming TTS, TTS benchmark on Telugu</w:t>
             </w:r>
           </w:p>
         </w:tc>

--- a/docs/voice-platform/07-project-management-plan.docx
+++ b/docs/voice-platform/07-project-management-plan.docx
@@ -959,7 +959,22 @@
                 <w:rFonts w:ascii="Nirmala UI" w:hAnsi="Nirmala UI" w:eastAsia="Nirmala UI" w:cs="Nirmala UI"/>
                 <w:sz w:val="18"/>
               </w:rPr>
-              <w:t>Not achievable by anyone — it is below PSTN round-trip. That figure is a single-component TTS number (~40 ms time-to-first-audio), not conversational latency. Best measured platform on real calls: 1,296 ms.</w:t>
+              <w:t xml:space="preserve">Not achievable by anyone — it is below PSTN round-trip. That figure is a single-component number — OpenAI Realtime's 80–120 ms </w:t>
+            </w:r>
+            <w:r>
+              <w:rPr>
+                <w:rFonts w:ascii="Nirmala UI" w:hAnsi="Nirmala UI" w:eastAsia="Nirmala UI" w:cs="Nirmala UI"/>
+                <w:i/>
+                <w:sz w:val="18"/>
+              </w:rPr>
+              <w:t>processing</w:t>
+            </w:r>
+            <w:r>
+              <w:rPr>
+                <w:rFonts w:ascii="Nirmala UI" w:hAnsi="Nirmala UI" w:eastAsia="Nirmala UI" w:cs="Nirmala UI"/>
+                <w:sz w:val="18"/>
+              </w:rPr>
+              <w:t xml:space="preserve"> latency, or a vendor TTS claim — not conversational latency. Best measured platform on real calls: 1,296 ms.</w:t>
             </w:r>
           </w:p>
         </w:tc>
